--- a/outputs/reports/Ministry_of_Coal_executive_brief_2026.docx
+++ b/outputs/reports/Ministry_of_Coal_executive_brief_2026.docx
@@ -6,28 +6,28 @@
       <w:r>
         <w:rPr>
           <w:b/>
-          <w:color w:val="1E3A8A"/>
+          <w:color w:val="2563EB"/>
           <w:sz w:val="20"/>
         </w:rPr>
-        <w:t>GOVERNMENT OF INDIA • MINISTRY OF COAL • EXECUTIVE POLICY BRIEF</w:t>
+        <w:t>GOVERNMENT OF INDIA • MINISTRY OF COAL • BENTO OPERATIONAL DECK</w:t>
         <w:br/>
       </w:r>
       <w:r>
         <w:rPr>
           <w:b/>
-          <w:color w:val="1E3A8A"/>
-          <w:sz w:val="34"/>
+          <w:color w:val="2563EB"/>
+          <w:sz w:val="32"/>
         </w:rPr>
-        <w:t>Executive Ministry Brief — Automated Intelligence Analysis</w:t>
+        <w:t>Bento Modular Grid — Automated Intelligence Analysis</w:t>
       </w:r>
     </w:p>
     <w:p>
       <w:r>
         <w:rPr>
           <w:i/>
-          <w:sz w:val="18"/>
+          <w:sz w:val="17"/>
         </w:rPr>
-        <w:t>Report ID: TEST-executive_brief  |  Template: Executive Ministry Brief (Sovereign Navy &amp; Gold)  |  Date: September 04, 2026</w:t>
+        <w:t>Report ID: REP-2026-B56D  |  Template: Bento Modular Grid (Gamma Bento Tech)  |  Date: September 05, 2026</w:t>
         <w:br/>
       </w:r>
       <w:r>
@@ -209,7 +209,7 @@
     </w:p>
     <w:p>
       <w:r>
-        <w:t>Official synthesis compiled under the Executive Ministry Brief specification. National coal production continues sustained expansion across Coal India Limited (CIL) subsidiaries. The top three open cast mines (Gevra Expansion, Kusmunda, Dipka) contributed over 30% of total national volume. Statistical anomaly checks identified operational variances in underground collieries requiring modern longwall equipment.</w:t>
+        <w:t>Official synthesis compiled under the Bento Modular Grid specification. National coal production continues sustained expansion across active subsidiary basins. Aggregate extraction logged 131,608.90 MT against a planned benchmark of 136,067.70 MT.</w:t>
       </w:r>
     </w:p>
     <w:p>
@@ -217,7 +217,7 @@
         <w:pStyle w:val="Heading1"/>
       </w:pPr>
       <w:r>
-        <w:t>3. Colliery Production Leaderboard</w:t>
+        <w:t>4. Colliery Production Leaderboard</w:t>
       </w:r>
     </w:p>
     <w:tbl>
@@ -1408,234 +1408,18 @@
           </w:p>
         </w:tc>
       </w:tr>
-      <w:tr>
-        <w:tc>
-          <w:tcPr>
-            <w:tcW w:type="dxa" w:w="1461"/>
-          </w:tcPr>
-          <w:p>
-            <w:r>
-              <w:t>16</w:t>
-            </w:r>
-          </w:p>
-        </w:tc>
-        <w:tc>
-          <w:tcPr>
-            <w:tcW w:type="dxa" w:w="1461"/>
-          </w:tcPr>
-          <w:p>
-            <w:r>
-              <w:t>Jhanjra UG Project</w:t>
-            </w:r>
-          </w:p>
-        </w:tc>
-        <w:tc>
-          <w:tcPr>
-            <w:tcW w:type="dxa" w:w="1461"/>
-          </w:tcPr>
-          <w:p>
-            <w:r>
-              <w:t>West Bengal</w:t>
-            </w:r>
-          </w:p>
-        </w:tc>
-        <w:tc>
-          <w:tcPr>
-            <w:tcW w:type="dxa" w:w="1461"/>
-          </w:tcPr>
-          <w:p>
-            <w:r>
-              <w:t>ECL</w:t>
-            </w:r>
-          </w:p>
-        </w:tc>
-        <w:tc>
-          <w:tcPr>
-            <w:tcW w:type="dxa" w:w="1461"/>
-          </w:tcPr>
-          <w:p>
-            <w:r>
-              <w:t>1,050.20</w:t>
-            </w:r>
-          </w:p>
-        </w:tc>
-        <w:tc>
-          <w:tcPr>
-            <w:tcW w:type="dxa" w:w="1461"/>
-          </w:tcPr>
-          <w:p>
-            <w:r>
-              <w:t>990.00</w:t>
-            </w:r>
-          </w:p>
-        </w:tc>
-        <w:tc>
-          <w:tcPr>
-            <w:tcW w:type="dxa" w:w="1461"/>
-          </w:tcPr>
-          <w:p>
-            <w:r>
-              <w:t>0.79%</w:t>
-            </w:r>
-          </w:p>
-        </w:tc>
-      </w:tr>
-      <w:tr>
-        <w:tc>
-          <w:tcPr>
-            <w:tcW w:type="dxa" w:w="1461"/>
-          </w:tcPr>
-          <w:p>
-            <w:r>
-              <w:t>17</w:t>
-            </w:r>
-          </w:p>
-        </w:tc>
-        <w:tc>
-          <w:tcPr>
-            <w:tcW w:type="dxa" w:w="1461"/>
-          </w:tcPr>
-          <w:p>
-            <w:r>
-              <w:t>Sonepur Bazari OCP</w:t>
-            </w:r>
-          </w:p>
-        </w:tc>
-        <w:tc>
-          <w:tcPr>
-            <w:tcW w:type="dxa" w:w="1461"/>
-          </w:tcPr>
-          <w:p>
-            <w:r>
-              <w:t>West Bengal</w:t>
-            </w:r>
-          </w:p>
-        </w:tc>
-        <w:tc>
-          <w:tcPr>
-            <w:tcW w:type="dxa" w:w="1461"/>
-          </w:tcPr>
-          <w:p>
-            <w:r>
-              <w:t>ECL</w:t>
-            </w:r>
-          </w:p>
-        </w:tc>
-        <w:tc>
-          <w:tcPr>
-            <w:tcW w:type="dxa" w:w="1461"/>
-          </w:tcPr>
-          <w:p>
-            <w:r>
-              <w:t>1,010.50</w:t>
-            </w:r>
-          </w:p>
-        </w:tc>
-        <w:tc>
-          <w:tcPr>
-            <w:tcW w:type="dxa" w:w="1461"/>
-          </w:tcPr>
-          <w:p>
-            <w:r>
-              <w:t>940.00</w:t>
-            </w:r>
-          </w:p>
-        </w:tc>
-        <w:tc>
-          <w:tcPr>
-            <w:tcW w:type="dxa" w:w="1461"/>
-          </w:tcPr>
-          <w:p>
-            <w:r>
-              <w:t>0.76%</w:t>
-            </w:r>
-          </w:p>
-        </w:tc>
-      </w:tr>
-      <w:tr>
-        <w:tc>
-          <w:tcPr>
-            <w:tcW w:type="dxa" w:w="1461"/>
-          </w:tcPr>
-          <w:p>
-            <w:r>
-              <w:t>18</w:t>
-            </w:r>
-          </w:p>
-        </w:tc>
-        <w:tc>
-          <w:tcPr>
-            <w:tcW w:type="dxa" w:w="1461"/>
-          </w:tcPr>
-          <w:p>
-            <w:r>
-              <w:t>Khottadih Underground</w:t>
-            </w:r>
-          </w:p>
-        </w:tc>
-        <w:tc>
-          <w:tcPr>
-            <w:tcW w:type="dxa" w:w="1461"/>
-          </w:tcPr>
-          <w:p>
-            <w:r>
-              <w:t>West Bengal</w:t>
-            </w:r>
-          </w:p>
-        </w:tc>
-        <w:tc>
-          <w:tcPr>
-            <w:tcW w:type="dxa" w:w="1461"/>
-          </w:tcPr>
-          <w:p>
-            <w:r>
-              <w:t>ECL</w:t>
-            </w:r>
-          </w:p>
-        </w:tc>
-        <w:tc>
-          <w:tcPr>
-            <w:tcW w:type="dxa" w:w="1461"/>
-          </w:tcPr>
-          <w:p>
-            <w:r>
-              <w:t>966.17</w:t>
-            </w:r>
-          </w:p>
-        </w:tc>
-        <w:tc>
-          <w:tcPr>
-            <w:tcW w:type="dxa" w:w="1461"/>
-          </w:tcPr>
-          <w:p>
-            <w:r>
-              <w:t>928.61</w:t>
-            </w:r>
-          </w:p>
-        </w:tc>
-        <w:tc>
-          <w:tcPr>
-            <w:tcW w:type="dxa" w:w="1461"/>
-          </w:tcPr>
-          <w:p>
-            <w:r>
-              <w:t>0.72%</w:t>
-            </w:r>
-          </w:p>
-        </w:tc>
-      </w:tr>
     </w:tbl>
     <w:p>
       <w:pPr>
         <w:pStyle w:val="Heading1"/>
       </w:pPr>
       <w:r>
-        <w:t>4. Mathematical Verification &amp; Audit</w:t>
+        <w:t>5. Mathematical Verification &amp; Audit</w:t>
       </w:r>
     </w:p>
     <w:p>
       <w:r>
-        <w:t>All quantitative calculations and ratios in this document have been evaluated using the AST Python engine. Zero LLM hallucination detected. Summation delta: 0.00 MT.</w:t>
+        <w:t>All quantitative calculations and ratios in this document have been evaluated using the AST Python engine. Zero LLM hallucination detected. Summation delta: 0.00 MT across all 18 monitored mines.</w:t>
       </w:r>
     </w:p>
     <w:sectPr>

--- a/outputs/reports/Ministry_of_Coal_executive_brief_2026.docx
+++ b/outputs/reports/Ministry_of_Coal_executive_brief_2026.docx
@@ -18,7 +18,7 @@
           <w:color w:val="2563EB"/>
           <w:sz w:val="32"/>
         </w:rPr>
-        <w:t>Bento Modular Grid — Automated Intelligence Analysis</w:t>
+        <w:t>Bento Modular Grid — Comprehensive Multi-Source Intelligence Analysis</w:t>
       </w:r>
     </w:p>
     <w:p>
@@ -27,19 +27,46 @@
           <w:i/>
           <w:sz w:val="17"/>
         </w:rPr>
-        <w:t>Report ID: REP-2026-B56D  |  Template: Bento Modular Grid (Gamma Bento Tech)  |  Date: September 05, 2026</w:t>
+        <w:t>Report ID: TEST-SUITE-DOCX-001  |  Template: Bento Modular Grid (Gamma Bento Tech)  |  Date: September 06, 2026</w:t>
         <w:br/>
       </w:r>
       <w:r>
         <w:t>Classification: OFFICIAL / STATUTORY BRIEFING  |  System: SIH-2026-AI-ENGINE</w:t>
+        <w:br/>
       </w:r>
+    </w:p>
+    <w:p>
+      <w:r>
+        <w:t xml:space="preserve">Official Repository: </w:t>
+      </w:r>
+      <w:hyperlink r:id="rId9">
+        <w:r>
+          <w:rPr>
+            <w:color w:val="004B87"/>
+            <w:u w:val="single"/>
+          </w:rPr>
+          <w:t>Ministry of Coal Sovereign Portal (coal.gov.in)</w:t>
+        </w:r>
+      </w:hyperlink>
+      <w:r>
+        <w:t xml:space="preserve">  •  </w:t>
+      </w:r>
+      <w:hyperlink r:id="rId10">
+        <w:r>
+          <w:rPr>
+            <w:color w:val="004B87"/>
+            <w:u w:val="single"/>
+          </w:rPr>
+          <w:t>Coal India Corporate Archive (coalindia.in)</w:t>
+        </w:r>
+      </w:hyperlink>
     </w:p>
     <w:p>
       <w:pPr>
         <w:pStyle w:val="Heading1"/>
       </w:pPr>
       <w:r>
-        <w:t>1. Executive Operational Scorecard</w:t>
+        <w:t>1. Executive Operational Scorecard &amp; Synthesis Metrics</w:t>
       </w:r>
     </w:p>
     <w:tbl>
@@ -74,7 +101,7 @@
           </w:tcPr>
           <w:p>
             <w:r>
-              <w:t>131,608.90 MT</w:t>
+              <w:t>768.19 MT</w:t>
             </w:r>
           </w:p>
         </w:tc>
@@ -97,7 +124,7 @@
           </w:tcPr>
           <w:p>
             <w:r>
-              <w:t>96.72%</w:t>
+              <w:t>96.17%</w:t>
             </w:r>
           </w:p>
         </w:tc>
@@ -122,7 +149,7 @@
           </w:tcPr>
           <w:p>
             <w:r>
-              <w:t>126,491.21 MT</w:t>
+              <w:t>753.50 MT</w:t>
             </w:r>
           </w:p>
         </w:tc>
@@ -145,7 +172,7 @@
           </w:tcPr>
           <w:p>
             <w:r>
-              <w:t>96.11%</w:t>
+              <w:t>98.09%</w:t>
             </w:r>
           </w:p>
         </w:tc>
@@ -170,7 +197,7 @@
           </w:tcPr>
           <w:p>
             <w:r>
-              <w:t>18 Collieries</w:t>
+              <w:t>295 Collieries</w:t>
             </w:r>
           </w:p>
         </w:tc>
@@ -193,7 +220,109 @@
           </w:tcPr>
           <w:p>
             <w:r>
-              <w:t>100% Deterministic AST</w:t>
+              <w:t>100% Deterministic Engine</w:t>
+            </w:r>
+          </w:p>
+        </w:tc>
+      </w:tr>
+    </w:tbl>
+    <w:p>
+      <w:pPr>
+        <w:pStyle w:val="Heading2"/>
+      </w:pPr>
+      <w:r>
+        <w:t>1.1 Ingested Multi-Source Provenance Dossier</w:t>
+      </w:r>
+    </w:p>
+    <w:p>
+      <w:r>
+        <w:rPr>
+          <w:i/>
+        </w:rPr>
+        <w:t>Data Compiled from heterogeneous sources across scanned PDFs, digital spreadsheets, and photographic archives:</w:t>
+        <w:br/>
+      </w:r>
+    </w:p>
+    <w:tbl>
+      <w:tblPr>
+        <w:tblW w:type="auto" w:w="0"/>
+        <w:jc w:val="center"/>
+        <w:tblLook w:firstColumn="1" w:firstRow="1" w:lastColumn="0" w:lastRow="0" w:noHBand="0" w:noVBand="1" w:val="04A0"/>
+      </w:tblPr>
+      <w:tblGrid>
+        <w:gridCol w:w="3408"/>
+        <w:gridCol w:w="3408"/>
+        <w:gridCol w:w="3408"/>
+      </w:tblGrid>
+      <w:tr>
+        <w:tc>
+          <w:tcPr>
+            <w:tcW w:type="dxa" w:w="3408"/>
+          </w:tcPr>
+          <w:p>
+            <w:r>
+              <w:rPr>
+                <w:b/>
+              </w:rPr>
+              <w:t>Document Name</w:t>
+            </w:r>
+          </w:p>
+        </w:tc>
+        <w:tc>
+          <w:tcPr>
+            <w:tcW w:type="dxa" w:w="3408"/>
+          </w:tcPr>
+          <w:p>
+            <w:r>
+              <w:rPr>
+                <w:b/>
+              </w:rPr>
+              <w:t>Format / Type</w:t>
+            </w:r>
+          </w:p>
+        </w:tc>
+        <w:tc>
+          <w:tcPr>
+            <w:tcW w:type="dxa" w:w="3408"/>
+          </w:tcPr>
+          <w:p>
+            <w:r>
+              <w:rPr>
+                <w:b/>
+              </w:rPr>
+              <w:t>Extracted Parameters</w:t>
+            </w:r>
+          </w:p>
+        </w:tc>
+      </w:tr>
+      <w:tr>
+        <w:tc>
+          <w:tcPr>
+            <w:tcW w:type="dxa" w:w="3408"/>
+          </w:tcPr>
+          <w:p>
+            <w:r>
+              <w:t>coal_production_report.csv</w:t>
+            </w:r>
+          </w:p>
+        </w:tc>
+        <w:tc>
+          <w:tcPr>
+            <w:tcW w:type="dxa" w:w="3408"/>
+          </w:tcPr>
+          <w:p>
+            <w:r>
+              <w:t>CSV</w:t>
+            </w:r>
+          </w:p>
+        </w:tc>
+        <w:tc>
+          <w:tcPr>
+            <w:tcW w:type="dxa" w:w="3408"/>
+          </w:tcPr>
+          <w:p>
+            <w:r>
+              <w:t>26 rows</w:t>
             </w:r>
           </w:p>
         </w:tc>
@@ -209,7 +338,7 @@
     </w:p>
     <w:p>
       <w:r>
-        <w:t>Official synthesis compiled under the Bento Modular Grid specification. National coal production continues sustained expansion across active subsidiary basins. Aggregate extraction logged 131,608.90 MT against a planned benchmark of 136,067.70 MT.</w:t>
+        <w:t>Unit test verification of multi-source DOCX compilation for Ministry of Coal.</w:t>
       </w:r>
     </w:p>
     <w:p>
@@ -217,7 +346,885 @@
         <w:pStyle w:val="Heading1"/>
       </w:pPr>
       <w:r>
-        <w:t>4. Colliery Production Leaderboard</w:t>
+        <w:t>4. Longitudinal &amp; Historical Basin Analysis (5-Year Retrospective)</w:t>
+      </w:r>
+    </w:p>
+    <w:p>
+      <w:r>
+        <w:t xml:space="preserve">Sovereign historical multi-year records compiled across national mining archives. Five-Year Compound Annual Growth Rate (CAGR) achieved: </w:t>
+      </w:r>
+      <w:r>
+        <w:rPr>
+          <w:b/>
+          <w:color w:val="006400"/>
+        </w:rPr>
+        <w:t>8.09%</w:t>
+        <w:br/>
+      </w:r>
+      <w:r>
+        <w:t>Cumulative subsidiary statutory revenues tracked: Rs. 141,967.71 Crore.</w:t>
+      </w:r>
+    </w:p>
+    <w:p>
+      <w:pPr>
+        <w:pStyle w:val="Heading2"/>
+      </w:pPr>
+      <w:r>
+        <w:t>4.1 National Production Evolution (FY 2020-21 to Present)</w:t>
+      </w:r>
+    </w:p>
+    <w:tbl>
+      <w:tblPr>
+        <w:tblW w:type="auto" w:w="0"/>
+        <w:jc w:val="center"/>
+        <w:tblLook w:firstColumn="1" w:firstRow="1" w:lastColumn="0" w:lastRow="0" w:noHBand="0" w:noVBand="1" w:val="04A0"/>
+      </w:tblPr>
+      <w:tblGrid>
+        <w:gridCol w:w="2556"/>
+        <w:gridCol w:w="2556"/>
+        <w:gridCol w:w="2556"/>
+        <w:gridCol w:w="2556"/>
+      </w:tblGrid>
+      <w:tr>
+        <w:tc>
+          <w:tcPr>
+            <w:tcW w:type="dxa" w:w="2556"/>
+          </w:tcPr>
+          <w:p>
+            <w:r>
+              <w:rPr>
+                <w:b/>
+              </w:rPr>
+              <w:t>Financial Year</w:t>
+            </w:r>
+          </w:p>
+        </w:tc>
+        <w:tc>
+          <w:tcPr>
+            <w:tcW w:type="dxa" w:w="2556"/>
+          </w:tcPr>
+          <w:p>
+            <w:r>
+              <w:rPr>
+                <w:b/>
+              </w:rPr>
+              <w:t>Production (MT)</w:t>
+            </w:r>
+          </w:p>
+        </w:tc>
+        <w:tc>
+          <w:tcPr>
+            <w:tcW w:type="dxa" w:w="2556"/>
+          </w:tcPr>
+          <w:p>
+            <w:r>
+              <w:rPr>
+                <w:b/>
+              </w:rPr>
+              <w:t>YoY Growth (%)</w:t>
+            </w:r>
+          </w:p>
+        </w:tc>
+        <w:tc>
+          <w:tcPr>
+            <w:tcW w:type="dxa" w:w="2556"/>
+          </w:tcPr>
+          <w:p>
+            <w:r>
+              <w:rPr>
+                <w:b/>
+              </w:rPr>
+              <w:t>Statutory Source</w:t>
+            </w:r>
+          </w:p>
+        </w:tc>
+      </w:tr>
+      <w:tr>
+        <w:tc>
+          <w:tcPr>
+            <w:tcW w:type="dxa" w:w="2556"/>
+          </w:tcPr>
+          <w:p>
+            <w:r>
+              <w:t>2013-14</w:t>
+            </w:r>
+          </w:p>
+        </w:tc>
+        <w:tc>
+          <w:tcPr>
+            <w:tcW w:type="dxa" w:w="2556"/>
+          </w:tcPr>
+          <w:p>
+            <w:r>
+              <w:t>565.76</w:t>
+            </w:r>
+          </w:p>
+        </w:tc>
+        <w:tc>
+          <w:tcPr>
+            <w:tcW w:type="dxa" w:w="2556"/>
+          </w:tcPr>
+          <w:p>
+            <w:r>
+              <w:t>-</w:t>
+            </w:r>
+          </w:p>
+        </w:tc>
+        <w:tc>
+          <w:tcPr>
+            <w:tcW w:type="dxa" w:w="2556"/>
+          </w:tcPr>
+          <w:p>
+            <w:r>
+              <w:t>PIB / Ministry of Coal, Coal Production (02-Apr-2025)</w:t>
+            </w:r>
+          </w:p>
+        </w:tc>
+      </w:tr>
+      <w:tr>
+        <w:tc>
+          <w:tcPr>
+            <w:tcW w:type="dxa" w:w="2556"/>
+          </w:tcPr>
+          <w:p>
+            <w:r>
+              <w:t>2014-15</w:t>
+            </w:r>
+          </w:p>
+        </w:tc>
+        <w:tc>
+          <w:tcPr>
+            <w:tcW w:type="dxa" w:w="2556"/>
+          </w:tcPr>
+          <w:p>
+            <w:r>
+              <w:t>609.18</w:t>
+            </w:r>
+          </w:p>
+        </w:tc>
+        <w:tc>
+          <w:tcPr>
+            <w:tcW w:type="dxa" w:w="2556"/>
+          </w:tcPr>
+          <w:p>
+            <w:r>
+              <w:t>+7.67%</w:t>
+            </w:r>
+          </w:p>
+        </w:tc>
+        <w:tc>
+          <w:tcPr>
+            <w:tcW w:type="dxa" w:w="2556"/>
+          </w:tcPr>
+          <w:p>
+            <w:r>
+              <w:t>PIB / Ministry of Coal, Coal Production (02-Apr-2025)</w:t>
+            </w:r>
+          </w:p>
+        </w:tc>
+      </w:tr>
+      <w:tr>
+        <w:tc>
+          <w:tcPr>
+            <w:tcW w:type="dxa" w:w="2556"/>
+          </w:tcPr>
+          <w:p>
+            <w:r>
+              <w:t>2015-16</w:t>
+            </w:r>
+          </w:p>
+        </w:tc>
+        <w:tc>
+          <w:tcPr>
+            <w:tcW w:type="dxa" w:w="2556"/>
+          </w:tcPr>
+          <w:p>
+            <w:r>
+              <w:t>639.23</w:t>
+            </w:r>
+          </w:p>
+        </w:tc>
+        <w:tc>
+          <w:tcPr>
+            <w:tcW w:type="dxa" w:w="2556"/>
+          </w:tcPr>
+          <w:p>
+            <w:r>
+              <w:t>+4.93%</w:t>
+            </w:r>
+          </w:p>
+        </w:tc>
+        <w:tc>
+          <w:tcPr>
+            <w:tcW w:type="dxa" w:w="2556"/>
+          </w:tcPr>
+          <w:p>
+            <w:r>
+              <w:t>PIB / Ministry of Coal, Coal Production (02-Apr-2025)</w:t>
+            </w:r>
+          </w:p>
+        </w:tc>
+      </w:tr>
+      <w:tr>
+        <w:tc>
+          <w:tcPr>
+            <w:tcW w:type="dxa" w:w="2556"/>
+          </w:tcPr>
+          <w:p>
+            <w:r>
+              <w:t>2016-17</w:t>
+            </w:r>
+          </w:p>
+        </w:tc>
+        <w:tc>
+          <w:tcPr>
+            <w:tcW w:type="dxa" w:w="2556"/>
+          </w:tcPr>
+          <w:p>
+            <w:r>
+              <w:t>657.87</w:t>
+            </w:r>
+          </w:p>
+        </w:tc>
+        <w:tc>
+          <w:tcPr>
+            <w:tcW w:type="dxa" w:w="2556"/>
+          </w:tcPr>
+          <w:p>
+            <w:r>
+              <w:t>+2.92%</w:t>
+            </w:r>
+          </w:p>
+        </w:tc>
+        <w:tc>
+          <w:tcPr>
+            <w:tcW w:type="dxa" w:w="2556"/>
+          </w:tcPr>
+          <w:p>
+            <w:r>
+              <w:t>PIB / Ministry of Coal, Coal Production (02-Apr-2025)</w:t>
+            </w:r>
+          </w:p>
+        </w:tc>
+      </w:tr>
+      <w:tr>
+        <w:tc>
+          <w:tcPr>
+            <w:tcW w:type="dxa" w:w="2556"/>
+          </w:tcPr>
+          <w:p>
+            <w:r>
+              <w:t>2017-18</w:t>
+            </w:r>
+          </w:p>
+        </w:tc>
+        <w:tc>
+          <w:tcPr>
+            <w:tcW w:type="dxa" w:w="2556"/>
+          </w:tcPr>
+          <w:p>
+            <w:r>
+              <w:t>675.40</w:t>
+            </w:r>
+          </w:p>
+        </w:tc>
+        <w:tc>
+          <w:tcPr>
+            <w:tcW w:type="dxa" w:w="2556"/>
+          </w:tcPr>
+          <w:p>
+            <w:r>
+              <w:t>+2.66%</w:t>
+            </w:r>
+          </w:p>
+        </w:tc>
+        <w:tc>
+          <w:tcPr>
+            <w:tcW w:type="dxa" w:w="2556"/>
+          </w:tcPr>
+          <w:p>
+            <w:r>
+              <w:t>PIB / Ministry of Coal, Coal Production (02-Apr-2025)</w:t>
+            </w:r>
+          </w:p>
+        </w:tc>
+      </w:tr>
+      <w:tr>
+        <w:tc>
+          <w:tcPr>
+            <w:tcW w:type="dxa" w:w="2556"/>
+          </w:tcPr>
+          <w:p>
+            <w:r>
+              <w:t>2018-19</w:t>
+            </w:r>
+          </w:p>
+        </w:tc>
+        <w:tc>
+          <w:tcPr>
+            <w:tcW w:type="dxa" w:w="2556"/>
+          </w:tcPr>
+          <w:p>
+            <w:r>
+              <w:t>728.72</w:t>
+            </w:r>
+          </w:p>
+        </w:tc>
+        <w:tc>
+          <w:tcPr>
+            <w:tcW w:type="dxa" w:w="2556"/>
+          </w:tcPr>
+          <w:p>
+            <w:r>
+              <w:t>+7.89%</w:t>
+            </w:r>
+          </w:p>
+        </w:tc>
+        <w:tc>
+          <w:tcPr>
+            <w:tcW w:type="dxa" w:w="2556"/>
+          </w:tcPr>
+          <w:p>
+            <w:r>
+              <w:t>PIB / Ministry of Coal, Coal Production (02-Apr-2025)</w:t>
+            </w:r>
+          </w:p>
+        </w:tc>
+      </w:tr>
+      <w:tr>
+        <w:tc>
+          <w:tcPr>
+            <w:tcW w:type="dxa" w:w="2556"/>
+          </w:tcPr>
+          <w:p>
+            <w:r>
+              <w:t>2019-20</w:t>
+            </w:r>
+          </w:p>
+        </w:tc>
+        <w:tc>
+          <w:tcPr>
+            <w:tcW w:type="dxa" w:w="2556"/>
+          </w:tcPr>
+          <w:p>
+            <w:r>
+              <w:t>730.87</w:t>
+            </w:r>
+          </w:p>
+        </w:tc>
+        <w:tc>
+          <w:tcPr>
+            <w:tcW w:type="dxa" w:w="2556"/>
+          </w:tcPr>
+          <w:p>
+            <w:r>
+              <w:t>+0.30%</w:t>
+            </w:r>
+          </w:p>
+        </w:tc>
+        <w:tc>
+          <w:tcPr>
+            <w:tcW w:type="dxa" w:w="2556"/>
+          </w:tcPr>
+          <w:p>
+            <w:r>
+              <w:t>PIB / Ministry of Coal, Coal Production (02-Apr-2025)</w:t>
+            </w:r>
+          </w:p>
+        </w:tc>
+      </w:tr>
+      <w:tr>
+        <w:tc>
+          <w:tcPr>
+            <w:tcW w:type="dxa" w:w="2556"/>
+          </w:tcPr>
+          <w:p>
+            <w:r>
+              <w:t>2020-21</w:t>
+            </w:r>
+          </w:p>
+        </w:tc>
+        <w:tc>
+          <w:tcPr>
+            <w:tcW w:type="dxa" w:w="2556"/>
+          </w:tcPr>
+          <w:p>
+            <w:r>
+              <w:t>716.08</w:t>
+            </w:r>
+          </w:p>
+        </w:tc>
+        <w:tc>
+          <w:tcPr>
+            <w:tcW w:type="dxa" w:w="2556"/>
+          </w:tcPr>
+          <w:p>
+            <w:r>
+              <w:t>-2.02%</w:t>
+            </w:r>
+          </w:p>
+        </w:tc>
+        <w:tc>
+          <w:tcPr>
+            <w:tcW w:type="dxa" w:w="2556"/>
+          </w:tcPr>
+          <w:p>
+            <w:r>
+              <w:t>PIB / Ministry of Coal, Coal Production (02-Apr-2025)</w:t>
+            </w:r>
+          </w:p>
+        </w:tc>
+      </w:tr>
+      <w:tr>
+        <w:tc>
+          <w:tcPr>
+            <w:tcW w:type="dxa" w:w="2556"/>
+          </w:tcPr>
+          <w:p>
+            <w:r>
+              <w:t>2021-22</w:t>
+            </w:r>
+          </w:p>
+        </w:tc>
+        <w:tc>
+          <w:tcPr>
+            <w:tcW w:type="dxa" w:w="2556"/>
+          </w:tcPr>
+          <w:p>
+            <w:r>
+              <w:t>778.21</w:t>
+            </w:r>
+          </w:p>
+        </w:tc>
+        <w:tc>
+          <w:tcPr>
+            <w:tcW w:type="dxa" w:w="2556"/>
+          </w:tcPr>
+          <w:p>
+            <w:r>
+              <w:t>+8.68%</w:t>
+            </w:r>
+          </w:p>
+        </w:tc>
+        <w:tc>
+          <w:tcPr>
+            <w:tcW w:type="dxa" w:w="2556"/>
+          </w:tcPr>
+          <w:p>
+            <w:r>
+              <w:t>PIB / Ministry of Coal, Coal Production (02-Apr-2025)</w:t>
+            </w:r>
+          </w:p>
+        </w:tc>
+      </w:tr>
+      <w:tr>
+        <w:tc>
+          <w:tcPr>
+            <w:tcW w:type="dxa" w:w="2556"/>
+          </w:tcPr>
+          <w:p>
+            <w:r>
+              <w:t>2022-23</w:t>
+            </w:r>
+          </w:p>
+        </w:tc>
+        <w:tc>
+          <w:tcPr>
+            <w:tcW w:type="dxa" w:w="2556"/>
+          </w:tcPr>
+          <w:p>
+            <w:r>
+              <w:t>893.19</w:t>
+            </w:r>
+          </w:p>
+        </w:tc>
+        <w:tc>
+          <w:tcPr>
+            <w:tcW w:type="dxa" w:w="2556"/>
+          </w:tcPr>
+          <w:p>
+            <w:r>
+              <w:t>+14.78%</w:t>
+            </w:r>
+          </w:p>
+        </w:tc>
+        <w:tc>
+          <w:tcPr>
+            <w:tcW w:type="dxa" w:w="2556"/>
+          </w:tcPr>
+          <w:p>
+            <w:r>
+              <w:t>PIB / Ministry of Coal, Coal Production (02-Apr-2025)</w:t>
+            </w:r>
+          </w:p>
+        </w:tc>
+      </w:tr>
+      <w:tr>
+        <w:tc>
+          <w:tcPr>
+            <w:tcW w:type="dxa" w:w="2556"/>
+          </w:tcPr>
+          <w:p>
+            <w:r>
+              <w:t>2023-24</w:t>
+            </w:r>
+          </w:p>
+        </w:tc>
+        <w:tc>
+          <w:tcPr>
+            <w:tcW w:type="dxa" w:w="2556"/>
+          </w:tcPr>
+          <w:p>
+            <w:r>
+              <w:t>997.83</w:t>
+            </w:r>
+          </w:p>
+        </w:tc>
+        <w:tc>
+          <w:tcPr>
+            <w:tcW w:type="dxa" w:w="2556"/>
+          </w:tcPr>
+          <w:p>
+            <w:r>
+              <w:t>+11.71%</w:t>
+            </w:r>
+          </w:p>
+        </w:tc>
+        <w:tc>
+          <w:tcPr>
+            <w:tcW w:type="dxa" w:w="2556"/>
+          </w:tcPr>
+          <w:p>
+            <w:r>
+              <w:t>PIB / Ministry of Coal, Coal Production (02-Apr-2025)</w:t>
+            </w:r>
+          </w:p>
+        </w:tc>
+      </w:tr>
+    </w:tbl>
+    <w:p>
+      <w:pPr>
+        <w:pStyle w:val="Heading2"/>
+      </w:pPr>
+      <w:r>
+        <w:t>4.2 Subsidiary Comparative Revenue &amp; Production Benchmark</w:t>
+      </w:r>
+    </w:p>
+    <w:tbl>
+      <w:tblPr>
+        <w:tblW w:type="auto" w:w="0"/>
+        <w:jc w:val="center"/>
+        <w:tblLook w:firstColumn="1" w:firstRow="1" w:lastColumn="0" w:lastRow="0" w:noHBand="0" w:noVBand="1" w:val="04A0"/>
+      </w:tblPr>
+      <w:tblGrid>
+        <w:gridCol w:w="3408"/>
+        <w:gridCol w:w="3408"/>
+        <w:gridCol w:w="3408"/>
+      </w:tblGrid>
+      <w:tr>
+        <w:tc>
+          <w:tcPr>
+            <w:tcW w:type="dxa" w:w="3408"/>
+          </w:tcPr>
+          <w:p>
+            <w:r>
+              <w:rPr>
+                <w:b/>
+              </w:rPr>
+              <w:t>Subsidiary</w:t>
+            </w:r>
+          </w:p>
+        </w:tc>
+        <w:tc>
+          <w:tcPr>
+            <w:tcW w:type="dxa" w:w="3408"/>
+          </w:tcPr>
+          <w:p>
+            <w:r>
+              <w:rPr>
+                <w:b/>
+              </w:rPr>
+              <w:t>Production (MT)</w:t>
+            </w:r>
+          </w:p>
+        </w:tc>
+        <w:tc>
+          <w:tcPr>
+            <w:tcW w:type="dxa" w:w="3408"/>
+          </w:tcPr>
+          <w:p>
+            <w:r>
+              <w:rPr>
+                <w:b/>
+              </w:rPr>
+              <w:t>Revenue (Rs. Crore)</w:t>
+            </w:r>
+          </w:p>
+        </w:tc>
+      </w:tr>
+      <w:tr>
+        <w:tc>
+          <w:tcPr>
+            <w:tcW w:type="dxa" w:w="3408"/>
+          </w:tcPr>
+          <w:p>
+            <w:r>
+              <w:t>BCCL</w:t>
+            </w:r>
+          </w:p>
+        </w:tc>
+        <w:tc>
+          <w:tcPr>
+            <w:tcW w:type="dxa" w:w="3408"/>
+          </w:tcPr>
+          <w:p>
+            <w:r>
+              <w:t>41.10</w:t>
+            </w:r>
+          </w:p>
+        </w:tc>
+        <w:tc>
+          <w:tcPr>
+            <w:tcW w:type="dxa" w:w="3408"/>
+          </w:tcPr>
+          <w:p>
+            <w:r>
+              <w:t>Rs. 14,113.31</w:t>
+            </w:r>
+          </w:p>
+        </w:tc>
+      </w:tr>
+      <w:tr>
+        <w:tc>
+          <w:tcPr>
+            <w:tcW w:type="dxa" w:w="3408"/>
+          </w:tcPr>
+          <w:p>
+            <w:r>
+              <w:t>CCL</w:t>
+            </w:r>
+          </w:p>
+        </w:tc>
+        <w:tc>
+          <w:tcPr>
+            <w:tcW w:type="dxa" w:w="3408"/>
+          </w:tcPr>
+          <w:p>
+            <w:r>
+              <w:t>86.05</w:t>
+            </w:r>
+          </w:p>
+        </w:tc>
+        <w:tc>
+          <w:tcPr>
+            <w:tcW w:type="dxa" w:w="3408"/>
+          </w:tcPr>
+          <w:p>
+            <w:r>
+              <w:t>Rs. 16,565.72</w:t>
+            </w:r>
+          </w:p>
+        </w:tc>
+      </w:tr>
+      <w:tr>
+        <w:tc>
+          <w:tcPr>
+            <w:tcW w:type="dxa" w:w="3408"/>
+          </w:tcPr>
+          <w:p>
+            <w:r>
+              <w:t>ECL</w:t>
+            </w:r>
+          </w:p>
+        </w:tc>
+        <w:tc>
+          <w:tcPr>
+            <w:tcW w:type="dxa" w:w="3408"/>
+          </w:tcPr>
+          <w:p>
+            <w:r>
+              <w:t>47.56</w:t>
+            </w:r>
+          </w:p>
+        </w:tc>
+        <w:tc>
+          <w:tcPr>
+            <w:tcW w:type="dxa" w:w="3408"/>
+          </w:tcPr>
+          <w:p>
+            <w:r>
+              <w:t>Rs. 14,559.14</w:t>
+            </w:r>
+          </w:p>
+        </w:tc>
+      </w:tr>
+      <w:tr>
+        <w:tc>
+          <w:tcPr>
+            <w:tcW w:type="dxa" w:w="3408"/>
+          </w:tcPr>
+          <w:p>
+            <w:r>
+              <w:t>MCL</w:t>
+            </w:r>
+          </w:p>
+        </w:tc>
+        <w:tc>
+          <w:tcPr>
+            <w:tcW w:type="dxa" w:w="3408"/>
+          </w:tcPr>
+          <w:p>
+            <w:r>
+              <w:t>206.10</w:t>
+            </w:r>
+          </w:p>
+        </w:tc>
+        <w:tc>
+          <w:tcPr>
+            <w:tcW w:type="dxa" w:w="3408"/>
+          </w:tcPr>
+          <w:p>
+            <w:r>
+              <w:t>Rs. 27,182.32</w:t>
+            </w:r>
+          </w:p>
+        </w:tc>
+      </w:tr>
+      <w:tr>
+        <w:tc>
+          <w:tcPr>
+            <w:tcW w:type="dxa" w:w="3408"/>
+          </w:tcPr>
+          <w:p>
+            <w:r>
+              <w:t>NCL</w:t>
+            </w:r>
+          </w:p>
+        </w:tc>
+        <w:tc>
+          <w:tcPr>
+            <w:tcW w:type="dxa" w:w="3408"/>
+          </w:tcPr>
+          <w:p>
+            <w:r>
+              <w:t>136.15</w:t>
+            </w:r>
+          </w:p>
+        </w:tc>
+        <w:tc>
+          <w:tcPr>
+            <w:tcW w:type="dxa" w:w="3408"/>
+          </w:tcPr>
+          <w:p>
+            <w:r>
+              <w:t>Rs. 24,632.89</w:t>
+            </w:r>
+          </w:p>
+        </w:tc>
+      </w:tr>
+      <w:tr>
+        <w:tc>
+          <w:tcPr>
+            <w:tcW w:type="dxa" w:w="3408"/>
+          </w:tcPr>
+          <w:p>
+            <w:r>
+              <w:t>NEC</w:t>
+            </w:r>
+          </w:p>
+        </w:tc>
+        <w:tc>
+          <w:tcPr>
+            <w:tcW w:type="dxa" w:w="3408"/>
+          </w:tcPr>
+          <w:p>
+            <w:r>
+              <w:t>0.20</w:t>
+            </w:r>
+          </w:p>
+        </w:tc>
+        <w:tc>
+          <w:tcPr>
+            <w:tcW w:type="dxa" w:w="3408"/>
+          </w:tcPr>
+          <w:p>
+            <w:r>
+              <w:t>Rs. 115.97</w:t>
+            </w:r>
+          </w:p>
+        </w:tc>
+      </w:tr>
+      <w:tr>
+        <w:tc>
+          <w:tcPr>
+            <w:tcW w:type="dxa" w:w="3408"/>
+          </w:tcPr>
+          <w:p>
+            <w:r>
+              <w:t>SECL</w:t>
+            </w:r>
+          </w:p>
+        </w:tc>
+        <w:tc>
+          <w:tcPr>
+            <w:tcW w:type="dxa" w:w="3408"/>
+          </w:tcPr>
+          <w:p>
+            <w:r>
+              <w:t>187.38</w:t>
+            </w:r>
+          </w:p>
+        </w:tc>
+        <w:tc>
+          <w:tcPr>
+            <w:tcW w:type="dxa" w:w="3408"/>
+          </w:tcPr>
+          <w:p>
+            <w:r>
+              <w:t>Rs. 27,306.37</w:t>
+            </w:r>
+          </w:p>
+        </w:tc>
+      </w:tr>
+      <w:tr>
+        <w:tc>
+          <w:tcPr>
+            <w:tcW w:type="dxa" w:w="3408"/>
+          </w:tcPr>
+          <w:p>
+            <w:r>
+              <w:t>WCL</w:t>
+            </w:r>
+          </w:p>
+        </w:tc>
+        <w:tc>
+          <w:tcPr>
+            <w:tcW w:type="dxa" w:w="3408"/>
+          </w:tcPr>
+          <w:p>
+            <w:r>
+              <w:t>69.11</w:t>
+            </w:r>
+          </w:p>
+        </w:tc>
+        <w:tc>
+          <w:tcPr>
+            <w:tcW w:type="dxa" w:w="3408"/>
+          </w:tcPr>
+          <w:p>
+            <w:r>
+              <w:t>Rs. 17,491.99</w:t>
+            </w:r>
+          </w:p>
+        </w:tc>
+      </w:tr>
+    </w:tbl>
+    <w:p>
+      <w:pPr>
+        <w:pStyle w:val="Heading1"/>
+      </w:pPr>
+      <w:r>
+        <w:t>5. Colliery Production Leaderboard &amp; Subsidiary Quotas</w:t>
       </w:r>
     </w:p>
     <w:tbl>
@@ -345,7 +1352,79 @@
           </w:tcPr>
           <w:p>
             <w:r>
-              <w:t>Gevra Expansion Mine</w:t>
+              <w:t>Mahanadi Coalfields Ltd (MCL)</w:t>
+            </w:r>
+          </w:p>
+        </w:tc>
+        <w:tc>
+          <w:tcPr>
+            <w:tcW w:type="dxa" w:w="1461"/>
+          </w:tcPr>
+          <w:p>
+            <w:r>
+              <w:t>Odisha</w:t>
+            </w:r>
+          </w:p>
+        </w:tc>
+        <w:tc>
+          <w:tcPr>
+            <w:tcW w:type="dxa" w:w="1461"/>
+          </w:tcPr>
+          <w:p>
+            <w:r>
+              <w:t>MCL</w:t>
+            </w:r>
+          </w:p>
+        </w:tc>
+        <w:tc>
+          <w:tcPr>
+            <w:tcW w:type="dxa" w:w="1461"/>
+          </w:tcPr>
+          <w:p>
+            <w:r>
+              <w:t>218.31</w:t>
+            </w:r>
+          </w:p>
+        </w:tc>
+        <w:tc>
+          <w:tcPr>
+            <w:tcW w:type="dxa" w:w="1461"/>
+          </w:tcPr>
+          <w:p>
+            <w:r>
+              <w:t>213.50</w:t>
+            </w:r>
+          </w:p>
+        </w:tc>
+        <w:tc>
+          <w:tcPr>
+            <w:tcW w:type="dxa" w:w="1461"/>
+          </w:tcPr>
+          <w:p>
+            <w:r>
+              <w:t>28.42%</w:t>
+            </w:r>
+          </w:p>
+        </w:tc>
+      </w:tr>
+      <w:tr>
+        <w:tc>
+          <w:tcPr>
+            <w:tcW w:type="dxa" w:w="1461"/>
+          </w:tcPr>
+          <w:p>
+            <w:r>
+              <w:t>2</w:t>
+            </w:r>
+          </w:p>
+        </w:tc>
+        <w:tc>
+          <w:tcPr>
+            <w:tcW w:type="dxa" w:w="1461"/>
+          </w:tcPr>
+          <w:p>
+            <w:r>
+              <w:t>South Eastern Coalfields Ltd (SECL)</w:t>
             </w:r>
           </w:p>
         </w:tc>
@@ -375,7 +1454,7 @@
           </w:tcPr>
           <w:p>
             <w:r>
-              <w:t>15,265.48</w:t>
+              <w:t>176.29</w:t>
             </w:r>
           </w:p>
         </w:tc>
@@ -385,7 +1464,7 @@
           </w:tcPr>
           <w:p>
             <w:r>
-              <w:t>14,890.20</w:t>
+              <w:t>172.80</w:t>
             </w:r>
           </w:p>
         </w:tc>
@@ -395,7 +1474,7 @@
           </w:tcPr>
           <w:p>
             <w:r>
-              <w:t>11.41%</w:t>
+              <w:t>22.95%</w:t>
             </w:r>
           </w:p>
         </w:tc>
@@ -407,7 +1486,7 @@
           </w:tcPr>
           <w:p>
             <w:r>
-              <w:t>2</w:t>
+              <w:t>3</w:t>
             </w:r>
           </w:p>
         </w:tc>
@@ -417,7 +1496,439 @@
           </w:tcPr>
           <w:p>
             <w:r>
-              <w:t>Kusmunda Colliery</w:t>
+              <w:t>Northern Coalfields Ltd (NCL)</w:t>
+            </w:r>
+          </w:p>
+        </w:tc>
+        <w:tc>
+          <w:tcPr>
+            <w:tcW w:type="dxa" w:w="1461"/>
+          </w:tcPr>
+          <w:p>
+            <w:r>
+              <w:t>Madhya Pradesh</w:t>
+            </w:r>
+          </w:p>
+        </w:tc>
+        <w:tc>
+          <w:tcPr>
+            <w:tcW w:type="dxa" w:w="1461"/>
+          </w:tcPr>
+          <w:p>
+            <w:r>
+              <w:t>NCL</w:t>
+            </w:r>
+          </w:p>
+        </w:tc>
+        <w:tc>
+          <w:tcPr>
+            <w:tcW w:type="dxa" w:w="1461"/>
+          </w:tcPr>
+          <w:p>
+            <w:r>
+              <w:t>140.50</w:t>
+            </w:r>
+          </w:p>
+        </w:tc>
+        <w:tc>
+          <w:tcPr>
+            <w:tcW w:type="dxa" w:w="1461"/>
+          </w:tcPr>
+          <w:p>
+            <w:r>
+              <w:t>139.10</w:t>
+            </w:r>
+          </w:p>
+        </w:tc>
+        <w:tc>
+          <w:tcPr>
+            <w:tcW w:type="dxa" w:w="1461"/>
+          </w:tcPr>
+          <w:p>
+            <w:r>
+              <w:t>18.29%</w:t>
+            </w:r>
+          </w:p>
+        </w:tc>
+      </w:tr>
+      <w:tr>
+        <w:tc>
+          <w:tcPr>
+            <w:tcW w:type="dxa" w:w="1461"/>
+          </w:tcPr>
+          <w:p>
+            <w:r>
+              <w:t>4</w:t>
+            </w:r>
+          </w:p>
+        </w:tc>
+        <w:tc>
+          <w:tcPr>
+            <w:tcW w:type="dxa" w:w="1461"/>
+          </w:tcPr>
+          <w:p>
+            <w:r>
+              <w:t>Central Coalfields Ltd (CCL)</w:t>
+            </w:r>
+          </w:p>
+        </w:tc>
+        <w:tc>
+          <w:tcPr>
+            <w:tcW w:type="dxa" w:w="1461"/>
+          </w:tcPr>
+          <w:p>
+            <w:r>
+              <w:t>Jharkhand</w:t>
+            </w:r>
+          </w:p>
+        </w:tc>
+        <w:tc>
+          <w:tcPr>
+            <w:tcW w:type="dxa" w:w="1461"/>
+          </w:tcPr>
+          <w:p>
+            <w:r>
+              <w:t>CCL</w:t>
+            </w:r>
+          </w:p>
+        </w:tc>
+        <w:tc>
+          <w:tcPr>
+            <w:tcW w:type="dxa" w:w="1461"/>
+          </w:tcPr>
+          <w:p>
+            <w:r>
+              <w:t>82.26</w:t>
+            </w:r>
+          </w:p>
+        </w:tc>
+        <w:tc>
+          <w:tcPr>
+            <w:tcW w:type="dxa" w:w="1461"/>
+          </w:tcPr>
+          <w:p>
+            <w:r>
+              <w:t>80.40</w:t>
+            </w:r>
+          </w:p>
+        </w:tc>
+        <w:tc>
+          <w:tcPr>
+            <w:tcW w:type="dxa" w:w="1461"/>
+          </w:tcPr>
+          <w:p>
+            <w:r>
+              <w:t>10.71%</w:t>
+            </w:r>
+          </w:p>
+        </w:tc>
+      </w:tr>
+      <w:tr>
+        <w:tc>
+          <w:tcPr>
+            <w:tcW w:type="dxa" w:w="1461"/>
+          </w:tcPr>
+          <w:p>
+            <w:r>
+              <w:t>5</w:t>
+            </w:r>
+          </w:p>
+        </w:tc>
+        <w:tc>
+          <w:tcPr>
+            <w:tcW w:type="dxa" w:w="1461"/>
+          </w:tcPr>
+          <w:p>
+            <w:r>
+              <w:t>Western Coalfields Ltd (WCL)</w:t>
+            </w:r>
+          </w:p>
+        </w:tc>
+        <w:tc>
+          <w:tcPr>
+            <w:tcW w:type="dxa" w:w="1461"/>
+          </w:tcPr>
+          <w:p>
+            <w:r>
+              <w:t>Maharashtra</w:t>
+            </w:r>
+          </w:p>
+        </w:tc>
+        <w:tc>
+          <w:tcPr>
+            <w:tcW w:type="dxa" w:w="1461"/>
+          </w:tcPr>
+          <w:p>
+            <w:r>
+              <w:t>WCL</w:t>
+            </w:r>
+          </w:p>
+        </w:tc>
+        <w:tc>
+          <w:tcPr>
+            <w:tcW w:type="dxa" w:w="1461"/>
+          </w:tcPr>
+          <w:p>
+            <w:r>
+              <w:t>68.03</w:t>
+            </w:r>
+          </w:p>
+        </w:tc>
+        <w:tc>
+          <w:tcPr>
+            <w:tcW w:type="dxa" w:w="1461"/>
+          </w:tcPr>
+          <w:p>
+            <w:r>
+              <w:t>66.80</w:t>
+            </w:r>
+          </w:p>
+        </w:tc>
+        <w:tc>
+          <w:tcPr>
+            <w:tcW w:type="dxa" w:w="1461"/>
+          </w:tcPr>
+          <w:p>
+            <w:r>
+              <w:t>8.86%</w:t>
+            </w:r>
+          </w:p>
+        </w:tc>
+      </w:tr>
+      <w:tr>
+        <w:tc>
+          <w:tcPr>
+            <w:tcW w:type="dxa" w:w="1461"/>
+          </w:tcPr>
+          <w:p>
+            <w:r>
+              <w:t>6</w:t>
+            </w:r>
+          </w:p>
+        </w:tc>
+        <w:tc>
+          <w:tcPr>
+            <w:tcW w:type="dxa" w:w="1461"/>
+          </w:tcPr>
+          <w:p>
+            <w:r>
+              <w:t>Eastern Coalfields Ltd (ECL)</w:t>
+            </w:r>
+          </w:p>
+        </w:tc>
+        <w:tc>
+          <w:tcPr>
+            <w:tcW w:type="dxa" w:w="1461"/>
+          </w:tcPr>
+          <w:p>
+            <w:r>
+              <w:t>West Bengal</w:t>
+            </w:r>
+          </w:p>
+        </w:tc>
+        <w:tc>
+          <w:tcPr>
+            <w:tcW w:type="dxa" w:w="1461"/>
+          </w:tcPr>
+          <w:p>
+            <w:r>
+              <w:t>ECL</w:t>
+            </w:r>
+          </w:p>
+        </w:tc>
+        <w:tc>
+          <w:tcPr>
+            <w:tcW w:type="dxa" w:w="1461"/>
+          </w:tcPr>
+          <w:p>
+            <w:r>
+              <w:t>52.08</w:t>
+            </w:r>
+          </w:p>
+        </w:tc>
+        <w:tc>
+          <w:tcPr>
+            <w:tcW w:type="dxa" w:w="1461"/>
+          </w:tcPr>
+          <w:p>
+            <w:r>
+              <w:t>50.90</w:t>
+            </w:r>
+          </w:p>
+        </w:tc>
+        <w:tc>
+          <w:tcPr>
+            <w:tcW w:type="dxa" w:w="1461"/>
+          </w:tcPr>
+          <w:p>
+            <w:r>
+              <w:t>6.78%</w:t>
+            </w:r>
+          </w:p>
+        </w:tc>
+      </w:tr>
+      <w:tr>
+        <w:tc>
+          <w:tcPr>
+            <w:tcW w:type="dxa" w:w="1461"/>
+          </w:tcPr>
+          <w:p>
+            <w:r>
+              <w:t>7</w:t>
+            </w:r>
+          </w:p>
+        </w:tc>
+        <w:tc>
+          <w:tcPr>
+            <w:tcW w:type="dxa" w:w="1461"/>
+          </w:tcPr>
+          <w:p>
+            <w:r>
+              <w:t>Bharat Coking Coal Ltd (BCCL)</w:t>
+            </w:r>
+          </w:p>
+        </w:tc>
+        <w:tc>
+          <w:tcPr>
+            <w:tcW w:type="dxa" w:w="1461"/>
+          </w:tcPr>
+          <w:p>
+            <w:r>
+              <w:t>Jharkhand</w:t>
+            </w:r>
+          </w:p>
+        </w:tc>
+        <w:tc>
+          <w:tcPr>
+            <w:tcW w:type="dxa" w:w="1461"/>
+          </w:tcPr>
+          <w:p>
+            <w:r>
+              <w:t>BCCL</w:t>
+            </w:r>
+          </w:p>
+        </w:tc>
+        <w:tc>
+          <w:tcPr>
+            <w:tcW w:type="dxa" w:w="1461"/>
+          </w:tcPr>
+          <w:p>
+            <w:r>
+              <w:t>35.52</w:t>
+            </w:r>
+          </w:p>
+        </w:tc>
+        <w:tc>
+          <w:tcPr>
+            <w:tcW w:type="dxa" w:w="1461"/>
+          </w:tcPr>
+          <w:p>
+            <w:r>
+              <w:t>34.80</w:t>
+            </w:r>
+          </w:p>
+        </w:tc>
+        <w:tc>
+          <w:tcPr>
+            <w:tcW w:type="dxa" w:w="1461"/>
+          </w:tcPr>
+          <w:p>
+            <w:r>
+              <w:t>4.62%</w:t>
+            </w:r>
+          </w:p>
+        </w:tc>
+      </w:tr>
+      <w:tr>
+        <w:tc>
+          <w:tcPr>
+            <w:tcW w:type="dxa" w:w="1461"/>
+          </w:tcPr>
+          <w:p>
+            <w:r>
+              <w:t>8</w:t>
+            </w:r>
+          </w:p>
+        </w:tc>
+        <w:tc>
+          <w:tcPr>
+            <w:tcW w:type="dxa" w:w="1461"/>
+          </w:tcPr>
+          <w:p>
+            <w:r>
+              <w:t>North Eastern Coalfields (NEC)</w:t>
+            </w:r>
+          </w:p>
+        </w:tc>
+        <w:tc>
+          <w:tcPr>
+            <w:tcW w:type="dxa" w:w="1461"/>
+          </w:tcPr>
+          <w:p>
+            <w:r>
+              <w:t>Assam</w:t>
+            </w:r>
+          </w:p>
+        </w:tc>
+        <w:tc>
+          <w:tcPr>
+            <w:tcW w:type="dxa" w:w="1461"/>
+          </w:tcPr>
+          <w:p>
+            <w:r>
+              <w:t>NEC</w:t>
+            </w:r>
+          </w:p>
+        </w:tc>
+        <w:tc>
+          <w:tcPr>
+            <w:tcW w:type="dxa" w:w="1461"/>
+          </w:tcPr>
+          <w:p>
+            <w:r>
+              <w:t>0.20</w:t>
+            </w:r>
+          </w:p>
+        </w:tc>
+        <w:tc>
+          <w:tcPr>
+            <w:tcW w:type="dxa" w:w="1461"/>
+          </w:tcPr>
+          <w:p>
+            <w:r>
+              <w:t>0.20</w:t>
+            </w:r>
+          </w:p>
+        </w:tc>
+        <w:tc>
+          <w:tcPr>
+            <w:tcW w:type="dxa" w:w="1461"/>
+          </w:tcPr>
+          <w:p>
+            <w:r>
+              <w:t>0.03%</w:t>
+            </w:r>
+          </w:p>
+        </w:tc>
+      </w:tr>
+      <w:tr>
+        <w:tc>
+          <w:tcPr>
+            <w:tcW w:type="dxa" w:w="1461"/>
+          </w:tcPr>
+          <w:p>
+            <w:r>
+              <w:t>9</w:t>
+            </w:r>
+          </w:p>
+        </w:tc>
+        <w:tc>
+          <w:tcPr>
+            <w:tcW w:type="dxa" w:w="1461"/>
+          </w:tcPr>
+          <w:p>
+            <w:r>
+              <w:t>Gevra Mega Expansion (SECL)</w:t>
             </w:r>
           </w:p>
         </w:tc>
@@ -447,7 +1958,7 @@
           </w:tcPr>
           <w:p>
             <w:r>
-              <w:t>13,842.10</w:t>
+              <w:t>59.20</w:t>
             </w:r>
           </w:p>
         </w:tc>
@@ -457,7 +1968,7 @@
           </w:tcPr>
           <w:p>
             <w:r>
-              <w:t>13,210.50</w:t>
+              <w:t>58.10</w:t>
             </w:r>
           </w:p>
         </w:tc>
@@ -467,7 +1978,7 @@
           </w:tcPr>
           <w:p>
             <w:r>
-              <w:t>10.35%</w:t>
+              <w:t>7.71%</w:t>
             </w:r>
           </w:p>
         </w:tc>
@@ -479,7 +1990,7 @@
           </w:tcPr>
           <w:p>
             <w:r>
-              <w:t>3</w:t>
+              <w:t>10</w:t>
             </w:r>
           </w:p>
         </w:tc>
@@ -489,7 +2000,7 @@
           </w:tcPr>
           <w:p>
             <w:r>
-              <w:t>Dipka Project</w:t>
+              <w:t>Kusmunda OCP (SECL)</w:t>
             </w:r>
           </w:p>
         </w:tc>
@@ -519,7 +2030,7 @@
           </w:tcPr>
           <w:p>
             <w:r>
-              <w:t>12,190.50</w:t>
+              <w:t>50.10</w:t>
             </w:r>
           </w:p>
         </w:tc>
@@ -529,7 +2040,7 @@
           </w:tcPr>
           <w:p>
             <w:r>
-              <w:t>11,950.00</w:t>
+              <w:t>49.30</w:t>
             </w:r>
           </w:p>
         </w:tc>
@@ -539,7 +2050,7 @@
           </w:tcPr>
           <w:p>
             <w:r>
-              <w:t>9.11%</w:t>
+              <w:t>6.52%</w:t>
             </w:r>
           </w:p>
         </w:tc>
@@ -551,7 +2062,7 @@
           </w:tcPr>
           <w:p>
             <w:r>
-              <w:t>4</w:t>
+              <w:t>11</w:t>
             </w:r>
           </w:p>
         </w:tc>
@@ -561,7 +2072,79 @@
           </w:tcPr>
           <w:p>
             <w:r>
-              <w:t>Bhubaneswari OCP</w:t>
+              <w:t>Dipka Project (SECL)</w:t>
+            </w:r>
+          </w:p>
+        </w:tc>
+        <w:tc>
+          <w:tcPr>
+            <w:tcW w:type="dxa" w:w="1461"/>
+          </w:tcPr>
+          <w:p>
+            <w:r>
+              <w:t>Chhattisgarh</w:t>
+            </w:r>
+          </w:p>
+        </w:tc>
+        <w:tc>
+          <w:tcPr>
+            <w:tcW w:type="dxa" w:w="1461"/>
+          </w:tcPr>
+          <w:p>
+            <w:r>
+              <w:t>SECL</w:t>
+            </w:r>
+          </w:p>
+        </w:tc>
+        <w:tc>
+          <w:tcPr>
+            <w:tcW w:type="dxa" w:w="1461"/>
+          </w:tcPr>
+          <w:p>
+            <w:r>
+              <w:t>40.00</w:t>
+            </w:r>
+          </w:p>
+        </w:tc>
+        <w:tc>
+          <w:tcPr>
+            <w:tcW w:type="dxa" w:w="1461"/>
+          </w:tcPr>
+          <w:p>
+            <w:r>
+              <w:t>39.20</w:t>
+            </w:r>
+          </w:p>
+        </w:tc>
+        <w:tc>
+          <w:tcPr>
+            <w:tcW w:type="dxa" w:w="1461"/>
+          </w:tcPr>
+          <w:p>
+            <w:r>
+              <w:t>5.21%</w:t>
+            </w:r>
+          </w:p>
+        </w:tc>
+      </w:tr>
+      <w:tr>
+        <w:tc>
+          <w:tcPr>
+            <w:tcW w:type="dxa" w:w="1461"/>
+          </w:tcPr>
+          <w:p>
+            <w:r>
+              <w:t>12</w:t>
+            </w:r>
+          </w:p>
+        </w:tc>
+        <w:tc>
+          <w:tcPr>
+            <w:tcW w:type="dxa" w:w="1461"/>
+          </w:tcPr>
+          <w:p>
+            <w:r>
+              <w:t>Bhubaneswari OCP (MCL)</w:t>
             </w:r>
           </w:p>
         </w:tc>
@@ -591,7 +2174,7 @@
           </w:tcPr>
           <w:p>
             <w:r>
-              <w:t>11,450.20</w:t>
+              <w:t>35.00</w:t>
             </w:r>
           </w:p>
         </w:tc>
@@ -601,7 +2184,7 @@
           </w:tcPr>
           <w:p>
             <w:r>
-              <w:t>10,980.40</w:t>
+              <w:t>34.20</w:t>
             </w:r>
           </w:p>
         </w:tc>
@@ -611,7 +2194,7 @@
           </w:tcPr>
           <w:p>
             <w:r>
-              <w:t>8.56%</w:t>
+              <w:t>4.56%</w:t>
             </w:r>
           </w:p>
         </w:tc>
@@ -623,7 +2206,7 @@
           </w:tcPr>
           <w:p>
             <w:r>
-              <w:t>5</w:t>
+              <w:t>13</w:t>
             </w:r>
           </w:p>
         </w:tc>
@@ -633,151 +2216,7 @@
           </w:tcPr>
           <w:p>
             <w:r>
-              <w:t>Lakhanpur Mine</w:t>
-            </w:r>
-          </w:p>
-        </w:tc>
-        <w:tc>
-          <w:tcPr>
-            <w:tcW w:type="dxa" w:w="1461"/>
-          </w:tcPr>
-          <w:p>
-            <w:r>
-              <w:t>Odisha</w:t>
-            </w:r>
-          </w:p>
-        </w:tc>
-        <w:tc>
-          <w:tcPr>
-            <w:tcW w:type="dxa" w:w="1461"/>
-          </w:tcPr>
-          <w:p>
-            <w:r>
-              <w:t>MCL</w:t>
-            </w:r>
-          </w:p>
-        </w:tc>
-        <w:tc>
-          <w:tcPr>
-            <w:tcW w:type="dxa" w:w="1461"/>
-          </w:tcPr>
-          <w:p>
-            <w:r>
-              <w:t>10,320.00</w:t>
-            </w:r>
-          </w:p>
-        </w:tc>
-        <w:tc>
-          <w:tcPr>
-            <w:tcW w:type="dxa" w:w="1461"/>
-          </w:tcPr>
-          <w:p>
-            <w:r>
-              <w:t>9,890.00</w:t>
-            </w:r>
-          </w:p>
-        </w:tc>
-        <w:tc>
-          <w:tcPr>
-            <w:tcW w:type="dxa" w:w="1461"/>
-          </w:tcPr>
-          <w:p>
-            <w:r>
-              <w:t>7.71%</w:t>
-            </w:r>
-          </w:p>
-        </w:tc>
-      </w:tr>
-      <w:tr>
-        <w:tc>
-          <w:tcPr>
-            <w:tcW w:type="dxa" w:w="1461"/>
-          </w:tcPr>
-          <w:p>
-            <w:r>
-              <w:t>6</w:t>
-            </w:r>
-          </w:p>
-        </w:tc>
-        <w:tc>
-          <w:tcPr>
-            <w:tcW w:type="dxa" w:w="1461"/>
-          </w:tcPr>
-          <w:p>
-            <w:r>
-              <w:t>Belpahar OCP</w:t>
-            </w:r>
-          </w:p>
-        </w:tc>
-        <w:tc>
-          <w:tcPr>
-            <w:tcW w:type="dxa" w:w="1461"/>
-          </w:tcPr>
-          <w:p>
-            <w:r>
-              <w:t>Odisha</w:t>
-            </w:r>
-          </w:p>
-        </w:tc>
-        <w:tc>
-          <w:tcPr>
-            <w:tcW w:type="dxa" w:w="1461"/>
-          </w:tcPr>
-          <w:p>
-            <w:r>
-              <w:t>MCL</w:t>
-            </w:r>
-          </w:p>
-        </w:tc>
-        <w:tc>
-          <w:tcPr>
-            <w:tcW w:type="dxa" w:w="1461"/>
-          </w:tcPr>
-          <w:p>
-            <w:r>
-              <w:t>9,840.15</w:t>
-            </w:r>
-          </w:p>
-        </w:tc>
-        <w:tc>
-          <w:tcPr>
-            <w:tcW w:type="dxa" w:w="1461"/>
-          </w:tcPr>
-          <w:p>
-            <w:r>
-              <w:t>9,410.20</w:t>
-            </w:r>
-          </w:p>
-        </w:tc>
-        <w:tc>
-          <w:tcPr>
-            <w:tcW w:type="dxa" w:w="1461"/>
-          </w:tcPr>
-          <w:p>
-            <w:r>
-              <w:t>7.36%</w:t>
-            </w:r>
-          </w:p>
-        </w:tc>
-      </w:tr>
-      <w:tr>
-        <w:tc>
-          <w:tcPr>
-            <w:tcW w:type="dxa" w:w="1461"/>
-          </w:tcPr>
-          <w:p>
-            <w:r>
-              <w:t>7</w:t>
-            </w:r>
-          </w:p>
-        </w:tc>
-        <w:tc>
-          <w:tcPr>
-            <w:tcW w:type="dxa" w:w="1461"/>
-          </w:tcPr>
-          <w:p>
-            <w:r>
-              <w:t>Jayant Colliery</w:t>
+              <w:t>Jayant Colliery (NCL)</w:t>
             </w:r>
           </w:p>
         </w:tc>
@@ -807,7 +2246,7 @@
           </w:tcPr>
           <w:p>
             <w:r>
-              <w:t>9,410.80</w:t>
+              <w:t>25.00</w:t>
             </w:r>
           </w:p>
         </w:tc>
@@ -817,7 +2256,7 @@
           </w:tcPr>
           <w:p>
             <w:r>
-              <w:t>9,020.10</w:t>
+              <w:t>24.80</w:t>
             </w:r>
           </w:p>
         </w:tc>
@@ -827,7 +2266,7 @@
           </w:tcPr>
           <w:p>
             <w:r>
-              <w:t>7.03%</w:t>
+              <w:t>3.25%</w:t>
             </w:r>
           </w:p>
         </w:tc>
@@ -839,7 +2278,7 @@
           </w:tcPr>
           <w:p>
             <w:r>
-              <w:t>8</w:t>
+              <w:t>14</w:t>
             </w:r>
           </w:p>
         </w:tc>
@@ -849,7 +2288,7 @@
           </w:tcPr>
           <w:p>
             <w:r>
-              <w:t>Dudhichua Project</w:t>
+              <w:t>Nigahi Project (NCL)</w:t>
             </w:r>
           </w:p>
         </w:tc>
@@ -879,7 +2318,7 @@
           </w:tcPr>
           <w:p>
             <w:r>
-              <w:t>8,920.60</w:t>
+              <w:t>23.50</w:t>
             </w:r>
           </w:p>
         </w:tc>
@@ -889,7 +2328,7 @@
           </w:tcPr>
           <w:p>
             <w:r>
-              <w:t>8,550.00</w:t>
+              <w:t>23.10</w:t>
             </w:r>
           </w:p>
         </w:tc>
@@ -899,7 +2338,7 @@
           </w:tcPr>
           <w:p>
             <w:r>
-              <w:t>6.67%</w:t>
+              <w:t>3.06%</w:t>
             </w:r>
           </w:p>
         </w:tc>
@@ -911,7 +2350,7 @@
           </w:tcPr>
           <w:p>
             <w:r>
-              <w:t>9</w:t>
+              <w:t>15</w:t>
             </w:r>
           </w:p>
         </w:tc>
@@ -921,7 +2360,7 @@
           </w:tcPr>
           <w:p>
             <w:r>
-              <w:t>Nigahi Mine</w:t>
+              <w:t>Dudhichua Project (NCL)</w:t>
             </w:r>
           </w:p>
         </w:tc>
@@ -951,7 +2390,7 @@
           </w:tcPr>
           <w:p>
             <w:r>
-              <w:t>8,450.30</w:t>
+              <w:t>22.00</w:t>
             </w:r>
           </w:p>
         </w:tc>
@@ -961,7 +2400,7 @@
           </w:tcPr>
           <w:p>
             <w:r>
-              <w:t>8,100.20</w:t>
+              <w:t>21.60</w:t>
             </w:r>
           </w:p>
         </w:tc>
@@ -971,439 +2410,7 @@
           </w:tcPr>
           <w:p>
             <w:r>
-              <w:t>6.32%</w:t>
-            </w:r>
-          </w:p>
-        </w:tc>
-      </w:tr>
-      <w:tr>
-        <w:tc>
-          <w:tcPr>
-            <w:tcW w:type="dxa" w:w="1461"/>
-          </w:tcPr>
-          <w:p>
-            <w:r>
-              <w:t>10</w:t>
-            </w:r>
-          </w:p>
-        </w:tc>
-        <w:tc>
-          <w:tcPr>
-            <w:tcW w:type="dxa" w:w="1461"/>
-          </w:tcPr>
-          <w:p>
-            <w:r>
-              <w:t>Amlohri Colliery</w:t>
-            </w:r>
-          </w:p>
-        </w:tc>
-        <w:tc>
-          <w:tcPr>
-            <w:tcW w:type="dxa" w:w="1461"/>
-          </w:tcPr>
-          <w:p>
-            <w:r>
-              <w:t>Madhya Pradesh</w:t>
-            </w:r>
-          </w:p>
-        </w:tc>
-        <w:tc>
-          <w:tcPr>
-            <w:tcW w:type="dxa" w:w="1461"/>
-          </w:tcPr>
-          <w:p>
-            <w:r>
-              <w:t>NCL</w:t>
-            </w:r>
-          </w:p>
-        </w:tc>
-        <w:tc>
-          <w:tcPr>
-            <w:tcW w:type="dxa" w:w="1461"/>
-          </w:tcPr>
-          <w:p>
-            <w:r>
-              <w:t>7,980.40</w:t>
-            </w:r>
-          </w:p>
-        </w:tc>
-        <w:tc>
-          <w:tcPr>
-            <w:tcW w:type="dxa" w:w="1461"/>
-          </w:tcPr>
-          <w:p>
-            <w:r>
-              <w:t>7,650.00</w:t>
-            </w:r>
-          </w:p>
-        </w:tc>
-        <w:tc>
-          <w:tcPr>
-            <w:tcW w:type="dxa" w:w="1461"/>
-          </w:tcPr>
-          <w:p>
-            <w:r>
-              <w:t>5.97%</w:t>
-            </w:r>
-          </w:p>
-        </w:tc>
-      </w:tr>
-      <w:tr>
-        <w:tc>
-          <w:tcPr>
-            <w:tcW w:type="dxa" w:w="1461"/>
-          </w:tcPr>
-          <w:p>
-            <w:r>
-              <w:t>11</w:t>
-            </w:r>
-          </w:p>
-        </w:tc>
-        <w:tc>
-          <w:tcPr>
-            <w:tcW w:type="dxa" w:w="1461"/>
-          </w:tcPr>
-          <w:p>
-            <w:r>
-              <w:t>Rajmahal OCP</w:t>
-            </w:r>
-          </w:p>
-        </w:tc>
-        <w:tc>
-          <w:tcPr>
-            <w:tcW w:type="dxa" w:w="1461"/>
-          </w:tcPr>
-          <w:p>
-            <w:r>
-              <w:t>Jharkhand</w:t>
-            </w:r>
-          </w:p>
-        </w:tc>
-        <w:tc>
-          <w:tcPr>
-            <w:tcW w:type="dxa" w:w="1461"/>
-          </w:tcPr>
-          <w:p>
-            <w:r>
-              <w:t>ECL</w:t>
-            </w:r>
-          </w:p>
-        </w:tc>
-        <w:tc>
-          <w:tcPr>
-            <w:tcW w:type="dxa" w:w="1461"/>
-          </w:tcPr>
-          <w:p>
-            <w:r>
-              <w:t>7,120.50</w:t>
-            </w:r>
-          </w:p>
-        </w:tc>
-        <w:tc>
-          <w:tcPr>
-            <w:tcW w:type="dxa" w:w="1461"/>
-          </w:tcPr>
-          <w:p>
-            <w:r>
-              <w:t>6,890.30</w:t>
-            </w:r>
-          </w:p>
-        </w:tc>
-        <w:tc>
-          <w:tcPr>
-            <w:tcW w:type="dxa" w:w="1461"/>
-          </w:tcPr>
-          <w:p>
-            <w:r>
-              <w:t>5.32%</w:t>
-            </w:r>
-          </w:p>
-        </w:tc>
-      </w:tr>
-      <w:tr>
-        <w:tc>
-          <w:tcPr>
-            <w:tcW w:type="dxa" w:w="1461"/>
-          </w:tcPr>
-          <w:p>
-            <w:r>
-              <w:t>12</w:t>
-            </w:r>
-          </w:p>
-        </w:tc>
-        <w:tc>
-          <w:tcPr>
-            <w:tcW w:type="dxa" w:w="1461"/>
-          </w:tcPr>
-          <w:p>
-            <w:r>
-              <w:t>Piprawar Project</w:t>
-            </w:r>
-          </w:p>
-        </w:tc>
-        <w:tc>
-          <w:tcPr>
-            <w:tcW w:type="dxa" w:w="1461"/>
-          </w:tcPr>
-          <w:p>
-            <w:r>
-              <w:t>Jharkhand</w:t>
-            </w:r>
-          </w:p>
-        </w:tc>
-        <w:tc>
-          <w:tcPr>
-            <w:tcW w:type="dxa" w:w="1461"/>
-          </w:tcPr>
-          <w:p>
-            <w:r>
-              <w:t>CCL</w:t>
-            </w:r>
-          </w:p>
-        </w:tc>
-        <w:tc>
-          <w:tcPr>
-            <w:tcW w:type="dxa" w:w="1461"/>
-          </w:tcPr>
-          <w:p>
-            <w:r>
-              <w:t>6,450.20</w:t>
-            </w:r>
-          </w:p>
-        </w:tc>
-        <w:tc>
-          <w:tcPr>
-            <w:tcW w:type="dxa" w:w="1461"/>
-          </w:tcPr>
-          <w:p>
-            <w:r>
-              <w:t>6,100.00</w:t>
-            </w:r>
-          </w:p>
-        </w:tc>
-        <w:tc>
-          <w:tcPr>
-            <w:tcW w:type="dxa" w:w="1461"/>
-          </w:tcPr>
-          <w:p>
-            <w:r>
-              <w:t>4.82%</w:t>
-            </w:r>
-          </w:p>
-        </w:tc>
-      </w:tr>
-      <w:tr>
-        <w:tc>
-          <w:tcPr>
-            <w:tcW w:type="dxa" w:w="1461"/>
-          </w:tcPr>
-          <w:p>
-            <w:r>
-              <w:t>13</w:t>
-            </w:r>
-          </w:p>
-        </w:tc>
-        <w:tc>
-          <w:tcPr>
-            <w:tcW w:type="dxa" w:w="1461"/>
-          </w:tcPr>
-          <w:p>
-            <w:r>
-              <w:t>Ashoka Colliery</w:t>
-            </w:r>
-          </w:p>
-        </w:tc>
-        <w:tc>
-          <w:tcPr>
-            <w:tcW w:type="dxa" w:w="1461"/>
-          </w:tcPr>
-          <w:p>
-            <w:r>
-              <w:t>Jharkhand</w:t>
-            </w:r>
-          </w:p>
-        </w:tc>
-        <w:tc>
-          <w:tcPr>
-            <w:tcW w:type="dxa" w:w="1461"/>
-          </w:tcPr>
-          <w:p>
-            <w:r>
-              <w:t>CCL</w:t>
-            </w:r>
-          </w:p>
-        </w:tc>
-        <w:tc>
-          <w:tcPr>
-            <w:tcW w:type="dxa" w:w="1461"/>
-          </w:tcPr>
-          <w:p>
-            <w:r>
-              <w:t>4,980.10</w:t>
-            </w:r>
-          </w:p>
-        </w:tc>
-        <w:tc>
-          <w:tcPr>
-            <w:tcW w:type="dxa" w:w="1461"/>
-          </w:tcPr>
-          <w:p>
-            <w:r>
-              <w:t>4,720.50</w:t>
-            </w:r>
-          </w:p>
-        </w:tc>
-        <w:tc>
-          <w:tcPr>
-            <w:tcW w:type="dxa" w:w="1461"/>
-          </w:tcPr>
-          <w:p>
-            <w:r>
-              <w:t>3.72%</w:t>
-            </w:r>
-          </w:p>
-        </w:tc>
-      </w:tr>
-      <w:tr>
-        <w:tc>
-          <w:tcPr>
-            <w:tcW w:type="dxa" w:w="1461"/>
-          </w:tcPr>
-          <w:p>
-            <w:r>
-              <w:t>14</w:t>
-            </w:r>
-          </w:p>
-        </w:tc>
-        <w:tc>
-          <w:tcPr>
-            <w:tcW w:type="dxa" w:w="1461"/>
-          </w:tcPr>
-          <w:p>
-            <w:r>
-              <w:t>Kalyaneshwari UG</w:t>
-            </w:r>
-          </w:p>
-        </w:tc>
-        <w:tc>
-          <w:tcPr>
-            <w:tcW w:type="dxa" w:w="1461"/>
-          </w:tcPr>
-          <w:p>
-            <w:r>
-              <w:t>Jharkhand</w:t>
-            </w:r>
-          </w:p>
-        </w:tc>
-        <w:tc>
-          <w:tcPr>
-            <w:tcW w:type="dxa" w:w="1461"/>
-          </w:tcPr>
-          <w:p>
-            <w:r>
-              <w:t>BCCL</w:t>
-            </w:r>
-          </w:p>
-        </w:tc>
-        <w:tc>
-          <w:tcPr>
-            <w:tcW w:type="dxa" w:w="1461"/>
-          </w:tcPr>
-          <w:p>
-            <w:r>
-              <w:t>1,240.30</w:t>
-            </w:r>
-          </w:p>
-        </w:tc>
-        <w:tc>
-          <w:tcPr>
-            <w:tcW w:type="dxa" w:w="1461"/>
-          </w:tcPr>
-          <w:p>
-            <w:r>
-              <w:t>1,190.00</w:t>
-            </w:r>
-          </w:p>
-        </w:tc>
-        <w:tc>
-          <w:tcPr>
-            <w:tcW w:type="dxa" w:w="1461"/>
-          </w:tcPr>
-          <w:p>
-            <w:r>
-              <w:t>0.93%</w:t>
-            </w:r>
-          </w:p>
-        </w:tc>
-      </w:tr>
-      <w:tr>
-        <w:tc>
-          <w:tcPr>
-            <w:tcW w:type="dxa" w:w="1461"/>
-          </w:tcPr>
-          <w:p>
-            <w:r>
-              <w:t>15</w:t>
-            </w:r>
-          </w:p>
-        </w:tc>
-        <w:tc>
-          <w:tcPr>
-            <w:tcW w:type="dxa" w:w="1461"/>
-          </w:tcPr>
-          <w:p>
-            <w:r>
-              <w:t>Moonidih Deep UG</w:t>
-            </w:r>
-          </w:p>
-        </w:tc>
-        <w:tc>
-          <w:tcPr>
-            <w:tcW w:type="dxa" w:w="1461"/>
-          </w:tcPr>
-          <w:p>
-            <w:r>
-              <w:t>Jharkhand</w:t>
-            </w:r>
-          </w:p>
-        </w:tc>
-        <w:tc>
-          <w:tcPr>
-            <w:tcW w:type="dxa" w:w="1461"/>
-          </w:tcPr>
-          <w:p>
-            <w:r>
-              <w:t>BCCL</w:t>
-            </w:r>
-          </w:p>
-        </w:tc>
-        <w:tc>
-          <w:tcPr>
-            <w:tcW w:type="dxa" w:w="1461"/>
-          </w:tcPr>
-          <w:p>
-            <w:r>
-              <w:t>1,120.40</w:t>
-            </w:r>
-          </w:p>
-        </w:tc>
-        <w:tc>
-          <w:tcPr>
-            <w:tcW w:type="dxa" w:w="1461"/>
-          </w:tcPr>
-          <w:p>
-            <w:r>
-              <w:t>1,080.20</w:t>
-            </w:r>
-          </w:p>
-        </w:tc>
-        <w:tc>
-          <w:tcPr>
-            <w:tcW w:type="dxa" w:w="1461"/>
-          </w:tcPr>
-          <w:p>
-            <w:r>
-              <w:t>0.84%</w:t>
+              <w:t>2.86%</w:t>
             </w:r>
           </w:p>
         </w:tc>
@@ -1414,13 +2421,84 @@
         <w:pStyle w:val="Heading1"/>
       </w:pPr>
       <w:r>
-        <w:t>5. Mathematical Verification &amp; Audit</w:t>
+        <w:t>6. Deterministic Mathematical Verification &amp; Audit</w:t>
       </w:r>
     </w:p>
     <w:p>
       <w:r>
-        <w:t>All quantitative calculations and ratios in this document have been evaluated using the AST Python engine. Zero LLM hallucination detected. Summation delta: 0.00 MT across all 18 monitored mines.</w:t>
+        <w:t>All quantitative calculations, aggregation sums, and dispatch variances in this document have been evaluated using the vectorized Pandas and deterministic mathematical engine. Zero LLM hallucination detected. Summation delta: 0.00 MT across all 295 monitored basins.</w:t>
       </w:r>
+    </w:p>
+    <w:p>
+      <w:pPr>
+        <w:pStyle w:val="Heading1"/>
+      </w:pPr>
+      <w:r>
+        <w:t>7. Official Statutory Citations &amp; Interactive Links</w:t>
+      </w:r>
+    </w:p>
+    <w:p>
+      <w:r>
+        <w:t>Authorized statutory resources and reference archives:</w:t>
+        <w:br/>
+        <w:br/>
+      </w:r>
+    </w:p>
+    <w:p>
+      <w:r>
+        <w:t xml:space="preserve">• </w:t>
+      </w:r>
+      <w:hyperlink r:id="rId11">
+        <w:r>
+          <w:rPr>
+            <w:color w:val="004B87"/>
+            <w:u w:val="single"/>
+          </w:rPr>
+          <w:t>Ministry of Coal Monthly Statistics &amp; Production Bulletins</w:t>
+        </w:r>
+      </w:hyperlink>
+    </w:p>
+    <w:p>
+      <w:r>
+        <w:t xml:space="preserve">• </w:t>
+      </w:r>
+      <w:hyperlink r:id="rId12">
+        <w:r>
+          <w:rPr>
+            <w:color w:val="004B87"/>
+            <w:u w:val="single"/>
+          </w:rPr>
+          <w:t>Coal India Limited Official Annual Reports Archive</w:t>
+        </w:r>
+      </w:hyperlink>
+    </w:p>
+    <w:p>
+      <w:r>
+        <w:t xml:space="preserve">• </w:t>
+      </w:r>
+      <w:hyperlink r:id="rId13">
+        <w:r>
+          <w:rPr>
+            <w:color w:val="004B87"/>
+            <w:u w:val="single"/>
+          </w:rPr>
+          <w:t>Rajya Sabha Parliamentary Question Disclosures</w:t>
+        </w:r>
+      </w:hyperlink>
+    </w:p>
+    <w:p>
+      <w:r>
+        <w:t xml:space="preserve">• </w:t>
+      </w:r>
+      <w:hyperlink r:id="rId14">
+        <w:r>
+          <w:rPr>
+            <w:color w:val="004B87"/>
+            <w:u w:val="single"/>
+          </w:rPr>
+          <w:t>Press Information Bureau (PIB) Production Announcements</w:t>
+        </w:r>
+      </w:hyperlink>
     </w:p>
     <w:sectPr>
       <w:pgSz w:w="12240" w:h="15840"/>
